--- a/交付_20260811_规划环境先验解耦/02_Mref_Mplan最小修改设计_FINAL.docx
+++ b/交付_20260811_规划环境先验解耦/02_Mref_Mplan最小修改设计_FINAL.docx
@@ -1036,7 +1036,22 @@
                 <w:rFonts w:ascii="SimSun" w:hAnsi="SimSun" w:eastAsia="SimSun"/>
                 <w:sz w:val="17"/>
               </w:rPr>
-              <w:t xml:space="preserve"> 的初始内容由「完整模型全部三角面」改为「M_ref 目标表面」</w:t>
+              <w:t xml:space="preserve"> 的初始内容由「完整模型全部三角面」改为「该先验档实际提供的 M_vis 初始内容，其</w:t>
+            </w:r>
+            <w:r>
+              <w:rPr>
+                <w:rFonts w:ascii="SimSun" w:hAnsi="SimSun" w:eastAsia="SimSun"/>
+                <w:b/>
+                <w:sz w:val="17"/>
+              </w:rPr>
+              <w:t>至少包括</w:t>
+            </w:r>
+            <w:r>
+              <w:rPr>
+                <w:rFonts w:ascii="SimSun" w:hAnsi="SimSun" w:eastAsia="SimSun"/>
+                <w:sz w:val="17"/>
+              </w:rPr>
+              <w:t xml:space="preserve"> M_ref 目标表面」</w:t>
             </w:r>
           </w:p>
         </w:tc>
@@ -1212,7 +1227,36 @@
                 <w:rFonts w:ascii="SimSun" w:hAnsi="SimSun" w:eastAsia="SimSun"/>
                 <w:sz w:val="17"/>
               </w:rPr>
-              <w:t xml:space="preserve"> 的基准网格由完整模型改为 M_ref 目标表面</w:t>
+              <w:t xml:space="preserve"> 的基准网格由完整模型改为</w:t>
+            </w:r>
+            <w:r>
+              <w:rPr>
+                <w:rFonts w:ascii="SimSun" w:hAnsi="SimSun" w:eastAsia="SimSun"/>
+                <w:b/>
+                <w:sz w:val="17"/>
+              </w:rPr>
+              <w:t>规划环境模型遮挡侧的初始内容</w:t>
+            </w:r>
+            <w:r>
+              <w:rPr>
+                <w:rFonts w:ascii="SimSun" w:hAnsi="SimSun" w:eastAsia="SimSun"/>
+                <w:sz w:val="17"/>
+              </w:rPr>
+              <w:t xml:space="preserve">（代码中即 </w:t>
+            </w:r>
+            <w:r>
+              <w:rPr>
+                <w:rFonts w:ascii="Consolas" w:hAnsi="Consolas" w:eastAsia="Consolas"/>
+                <w:sz w:val="17"/>
+              </w:rPr>
+              <w:t>world.ref_tris</w:t>
+            </w:r>
+            <w:r>
+              <w:rPr>
+                <w:rFonts w:ascii="SimSun" w:hAnsi="SimSun" w:eastAsia="SimSun"/>
+                <w:sz w:val="17"/>
+              </w:rPr>
+              <w:t>）</w:t>
             </w:r>
           </w:p>
         </w:tc>
